--- a/fuentes/621602_CF12_DU.docx
+++ b/fuentes/621602_CF12_DU.docx
@@ -464,7 +464,18 @@
           <w:kern w:val="0"/>
           <w14:ligatures w14:val="none"/>
         </w:rPr>
-        <w:t>ma</w:t>
+        <w:t>M</w:t>
+      </w:r>
+      <w:r>
+        <w:rPr>
+          <w:rFonts w:ascii="Calibri" w:hAnsi="Calibri"/>
+          <w:b/>
+          <w:bCs/>
+          <w:color w:val="000000" w:themeColor="text1"/>
+          <w:kern w:val="0"/>
+          <w14:ligatures w14:val="none"/>
+        </w:rPr>
+        <w:t>a</w:t>
       </w:r>
       <w:r>
         <w:rPr>
@@ -3794,7 +3805,6 @@
       </w:pPr>
       <w:bookmarkStart w:id="6" w:name="_Toc232518136"/>
       <w:r>
-        <w:lastRenderedPageBreak/>
         <w:t>Operación de pagos y facturación hotelera</w:t>
       </w:r>
       <w:bookmarkEnd w:id="6"/>
@@ -3831,7 +3841,6 @@
     </w:p>
     <w:p>
       <w:r>
-        <w:lastRenderedPageBreak/>
         <w:t xml:space="preserve">En la mayoría de los hoteles, estos movimientos se registran automáticamente en el PMS, permitiendo consolidar la información financiera del huésped dentro de una cuenta única. Esto facilita el control de consumos y la generación de la factura final al momento del </w:t>
       </w:r>
       <w:r>
@@ -4015,7 +4024,6 @@
           <w:b/>
           <w:bCs/>
         </w:rPr>
-        <w:lastRenderedPageBreak/>
         <w:t>Naciones Unidas - ODS</w:t>
       </w:r>
     </w:p>
@@ -4150,7 +4158,6 @@
         </w:numPr>
       </w:pPr>
       <w:r>
-        <w:lastRenderedPageBreak/>
         <w:t>Alojamiento.</w:t>
       </w:r>
     </w:p>
@@ -4336,7 +4343,6 @@
     </w:p>
     <w:p>
       <w:r>
-        <w:lastRenderedPageBreak/>
         <w:t>La gestión adecuada de garantías y facturación contribuye a fortalecer el control financiero, optimizar procesos administrativos, reducir riesgos de cartera y mejorar la organización operativa.</w:t>
       </w:r>
     </w:p>
@@ -4693,7 +4699,6 @@
       </w:pPr>
       <w:bookmarkStart w:id="9" w:name="_Toc232518139"/>
       <w:r>
-        <w:lastRenderedPageBreak/>
         <w:t>Conciliación, cierre de caja e inconsistencias operativas</w:t>
       </w:r>
       <w:bookmarkEnd w:id="9"/>
@@ -4742,7 +4747,6 @@
         <w:pStyle w:val="Figura"/>
       </w:pPr>
       <w:r>
-        <w:lastRenderedPageBreak/>
         <w:t>Principales inconsistencias en</w:t>
       </w:r>
       <w:r>
@@ -4836,7 +4840,6 @@
       </w:pPr>
       <w:bookmarkStart w:id="10" w:name="_Toc232518140"/>
       <w:r>
-        <w:lastRenderedPageBreak/>
         <w:t>Atención al huésped durante el proceso de pago</w:t>
       </w:r>
       <w:bookmarkEnd w:id="10"/>
@@ -4874,7 +4877,6 @@
         <w:pStyle w:val="Figura"/>
       </w:pPr>
       <w:r>
-        <w:lastRenderedPageBreak/>
         <w:t>Buenas prácticas</w:t>
       </w:r>
       <w:r>
@@ -4960,7 +4962,6 @@
     </w:p>
     <w:p>
       <w:r>
-        <w:lastRenderedPageBreak/>
         <w:t xml:space="preserve">Asimismo, la incorporación de herramientas tecnológicas, como la facturación electrónica, los pagos móviles y los procesos de </w:t>
       </w:r>
       <w:r>
@@ -5104,7 +5105,6 @@
                 <w:b/>
                 <w:bCs/>
               </w:rPr>
-              <w:lastRenderedPageBreak/>
               <w:t>Mujer</w:t>
             </w:r>
             <w:r>
@@ -5214,7 +5214,6 @@
                 <w:b/>
                 <w:bCs/>
               </w:rPr>
-              <w:lastRenderedPageBreak/>
               <w:t>Mujer</w:t>
             </w:r>
             <w:r>
@@ -5319,7 +5318,6 @@
       </w:pPr>
       <w:bookmarkStart w:id="11" w:name="_Toc232518141"/>
       <w:r>
-        <w:lastRenderedPageBreak/>
         <w:t>Tecnología aplicada a pagos hoteleros</w:t>
       </w:r>
       <w:bookmarkEnd w:id="11"/>
@@ -5369,7 +5367,6 @@
     </w:p>
     <w:p>
       <w:r>
-        <w:lastRenderedPageBreak/>
         <w:t>Esta integración permite registrar automáticamente consumos, pagos, anticipos, cargos adicionales, facturación y conciliación financieras. De esta manera, se reducen procesos manuales y se fortalece la trazabilidad de las operaciones realizadas dentro del establecimiento.</w:t>
       </w:r>
     </w:p>
@@ -5460,11 +5457,7 @@
     </w:p>
     <w:p>
       <w:r>
-        <w:t xml:space="preserve">Las pasarelas de pago corresponden a plataformas tecnológicas que permiten procesar transacciones electrónicas entre el huésped, el hotel y las entidades financieras. Estas herramientas facilitan pagos seguros mediante tarjetas bancarias, </w:t>
-      </w:r>
-      <w:r>
-        <w:lastRenderedPageBreak/>
-        <w:t>transferencias, billeteras digitales y otros medios electrónicos utilizados actualmente en el sector turístico.</w:t>
+        <w:t>Las pasarelas de pago corresponden a plataformas tecnológicas que permiten procesar transacciones electrónicas entre el huésped, el hotel y las entidades financieras. Estas herramientas facilitan pagos seguros mediante tarjetas bancarias, transferencias, billeteras digitales y otros medios electrónicos utilizados actualmente en el sector turístico.</w:t>
       </w:r>
     </w:p>
     <w:p>
@@ -5718,7 +5711,6 @@
                 <w:b/>
                 <w:bCs/>
               </w:rPr>
-              <w:lastRenderedPageBreak/>
               <w:t>Facturación digital</w:t>
             </w:r>
           </w:p>
@@ -5861,7 +5853,6 @@
         <w:pStyle w:val="Figura"/>
       </w:pPr>
       <w:r>
-        <w:lastRenderedPageBreak/>
         <w:t>Riesgos operativos frecuentes en transacciones hoteleras</w:t>
       </w:r>
     </w:p>
@@ -5943,11 +5934,7 @@
     </w:p>
     <w:p>
       <w:r>
-        <w:t xml:space="preserve">Estas situaciones pueden generar retrasos operativos, inconformidades del huésped y dificultades en los procesos de conciliación financiera. Por esta razón, el personal encargado debe verificar permanentemente los valores registrados, los </w:t>
-      </w:r>
-      <w:r>
-        <w:lastRenderedPageBreak/>
-        <w:t>estados de cada transacción, soportes de pago, información de facturación y actualización correcta de consumo dentro del PMS.</w:t>
+        <w:t>Estas situaciones pueden generar retrasos operativos, inconformidades del huésped y dificultades en los procesos de conciliación financiera. Por esta razón, el personal encargado debe verificar permanentemente los valores registrados, los estados de cada transacción, soportes de pago, información de facturación y actualización correcta de consumo dentro del PMS.</w:t>
       </w:r>
     </w:p>
     <w:p>
@@ -5977,11 +5964,7 @@
     </w:p>
     <w:p>
       <w:r>
-        <w:t xml:space="preserve">Uno de los aspectos más importantes corresponde a la verificación previa de la información relacionada con la transacción. Antes de procesar un pago, es fundamental revisar los consumos registrados, validar tarifas, confirmar impuestos aplicados y verificar que los datos de facturación coincidan correctamente con la información </w:t>
-      </w:r>
-      <w:r>
-        <w:lastRenderedPageBreak/>
-        <w:t>suministrada por el huésped. Esta revisión permite disminuir inconsistencias relacionadas con cobros erróneos, duplicidad de cargos o diferencias en la cuenta final.</w:t>
+        <w:t>Uno de los aspectos más importantes corresponde a la verificación previa de la información relacionada con la transacción. Antes de procesar un pago, es fundamental revisar los consumos registrados, validar tarifas, confirmar impuestos aplicados y verificar que los datos de facturación coincidan correctamente con la información suministrada por el huésped. Esta revisión permite disminuir inconsistencias relacionadas con cobros erróneos, duplicidad de cargos o diferencias en la cuenta final.</w:t>
       </w:r>
       <w:r>
         <w:t xml:space="preserve"> </w:t>
@@ -6070,11 +6053,7 @@
     </w:p>
     <w:p>
       <w:r>
-        <w:t xml:space="preserve">La tecnología aplicada a los pagos hoteleros ha permitido optimizar procesos financieros, automatizar operaciones y fortalecer la integración entre áreas administrativas y operativas dentro de los establecimientos de alojamiento. La incorporación de plataformas digitales, pasarelas de pago y sistemas integrados </w:t>
-      </w:r>
-      <w:r>
-        <w:lastRenderedPageBreak/>
-        <w:t>contribuye a desarrollar procesos más ágiles, organizados y eficientes tanto para el hotel como para el huésped.</w:t>
+        <w:t>La tecnología aplicada a los pagos hoteleros ha permitido optimizar procesos financieros, automatizar operaciones y fortalecer la integración entre áreas administrativas y operativas dentro de los establecimientos de alojamiento. La incorporación de plataformas digitales, pasarelas de pago y sistemas integrados contribuye a desarrollar procesos más ágiles, organizados y eficientes tanto para el hotel como para el huésped.</w:t>
       </w:r>
     </w:p>
     <w:p>
@@ -6167,7 +6146,6 @@
       </w:pPr>
       <w:bookmarkStart w:id="16" w:name="_Toc232518146"/>
       <w:r>
-        <w:lastRenderedPageBreak/>
         <w:t>Normativa de transformación digital en los pagos</w:t>
       </w:r>
       <w:bookmarkEnd w:id="16"/>
@@ -6199,7 +6177,6 @@
     </w:p>
     <w:p>
       <w:r>
-        <w:lastRenderedPageBreak/>
         <w:t>La facturación electrónica corresponde a un sistema digital que permite generar, validar, expedir y almacenar comprobantes de venta mediante plataformas tecnológicas autorizadas. Actualmente, muchos hoteles utilizan sistemas integrados que conectan el PMS con herramientas de facturación electrónica, permitiendo automatizar la generación de documentos relacionados con alojamiento, consumos y servicios complementarios.</w:t>
       </w:r>
     </w:p>
@@ -6371,7 +6348,6 @@
         </w:numPr>
       </w:pPr>
       <w:r>
-        <w:lastRenderedPageBreak/>
         <w:t>Conservación de registros financieros.</w:t>
       </w:r>
     </w:p>
@@ -6707,7 +6683,6 @@
       </w:pPr>
       <w:bookmarkStart w:id="18" w:name="_Toc232518148"/>
       <w:r>
-        <w:lastRenderedPageBreak/>
         <w:t>Protección al consumidor y transparencia en cobros</w:t>
       </w:r>
       <w:bookmarkEnd w:id="18"/>
@@ -6800,11 +6775,7 @@
     </w:p>
     <w:p>
       <w:r>
-        <w:t xml:space="preserve">Actualmente, muchas empresas complementan estos procedimientos mediante herramientas digitales capaces de enviar comprobantes electrónicos, actualizar </w:t>
-      </w:r>
-      <w:r>
-        <w:lastRenderedPageBreak/>
-        <w:t>transacciones en tiempo real y mantener trazabilidad de las operaciones financieras realizadas durante la estadía.</w:t>
+        <w:t>Actualmente, muchas empresas complementan estos procedimientos mediante herramientas digitales capaces de enviar comprobantes electrónicos, actualizar transacciones en tiempo real y mantener trazabilidad de las operaciones financieras realizadas durante la estadía.</w:t>
       </w:r>
     </w:p>
     <w:p>
@@ -6885,7 +6856,6 @@
           <w:b/>
           <w:bCs/>
         </w:rPr>
-        <w:lastRenderedPageBreak/>
         <w:t>Reserva digital</w:t>
       </w:r>
       <w:r>
@@ -7148,7 +7118,6 @@
     </w:p>
     <w:p>
       <w:r>
-        <w:lastRenderedPageBreak/>
         <w:t>Según Oracle Hospitality (2023), la transformación digital continuará orientándose hacia ecosistemas tecnológicos inteligentes capaces de automatizar procesos financieros, integrar plataformas operativas y fortalecer la experiencia del huésped mediante servicios más personalizados y conectados.</w:t>
       </w:r>
     </w:p>
@@ -7311,7 +7280,6 @@
                 <w:b/>
                 <w:bCs/>
               </w:rPr>
-              <w:lastRenderedPageBreak/>
               <w:t>Mujer</w:t>
             </w:r>
             <w:r>
@@ -7423,7 +7391,6 @@
                 <w:b/>
                 <w:bCs/>
               </w:rPr>
-              <w:lastRenderedPageBreak/>
               <w:t>Hombre</w:t>
             </w:r>
             <w:r>
@@ -7548,7 +7515,6 @@
     </w:tbl>
     <w:p>
       <w:r>
-        <w:lastRenderedPageBreak/>
         <w:t>La gestión de pagos en hotelería constituye un proceso fundamental para garantizar organización financiera, eficiencia operativa y calidad en la atención al huésped. La incorporación de medios de pago digitales, plataformas tecnológicas y sistemas integrados ha permitido optimizar procesos de cobro, facturación y conciliación dentro de los establecimientos de alojamiento, respondiendo a las nuevas dinámicas del turismo y a las expectativas de los clientes. En este contexto, la adecuada administración de las transacciones financieras, junto con la aplicación de buenas prácticas operativas y el cumplimiento de la normativa vigente, contribuye al fortalecimiento de servicios más ágiles, transparentes y orientados a la transformación digital del sector hotelero.</w:t>
       </w:r>
     </w:p>
@@ -7563,7 +7529,6 @@
       </w:pPr>
       <w:bookmarkStart w:id="20" w:name="_Toc232518150"/>
       <w:r>
-        <w:lastRenderedPageBreak/>
         <w:t>Síntesis</w:t>
       </w:r>
       <w:bookmarkEnd w:id="20"/>
@@ -7613,7 +7578,6 @@
           <w:noProof/>
           <w:lang w:eastAsia="es-CO"/>
         </w:rPr>
-        <w:lastRenderedPageBreak/>
         <w:drawing>
           <wp:inline distT="0" distB="0" distL="0" distR="0" wp14:anchorId="050A3CA7" wp14:editId="62901FFE">
             <wp:extent cx="5828481" cy="3479973"/>
@@ -7667,7 +7631,6 @@
       </w:pPr>
       <w:bookmarkStart w:id="21" w:name="_Toc232518151"/>
       <w:r>
-        <w:lastRenderedPageBreak/>
         <w:t>Glosario</w:t>
       </w:r>
       <w:bookmarkEnd w:id="21"/>
@@ -7805,7 +7768,6 @@
           <w:b/>
           <w:bCs/>
         </w:rPr>
-        <w:lastRenderedPageBreak/>
         <w:t>Facturación electrónica</w:t>
       </w:r>
       <w:r>
@@ -7984,7 +7946,6 @@
           <w:b/>
           <w:bCs/>
         </w:rPr>
-        <w:lastRenderedPageBreak/>
         <w:t>Self</w:t>
       </w:r>
       <w:r>
@@ -8118,7 +8079,6 @@
       </w:pPr>
       <w:bookmarkStart w:id="22" w:name="_Toc232518152"/>
       <w:r>
-        <w:lastRenderedPageBreak/>
         <w:t>Referencias bibliográficas</w:t>
       </w:r>
       <w:bookmarkEnd w:id="22"/>
@@ -8280,7 +8240,6 @@
       </w:pPr>
       <w:bookmarkStart w:id="23" w:name="_Toc232518153"/>
       <w:r>
-        <w:lastRenderedPageBreak/>
         <w:t>Créditos</w:t>
       </w:r>
       <w:bookmarkEnd w:id="23"/>
@@ -8405,7 +8364,10 @@
               </w:rPr>
             </w:pPr>
             <w:r>
-              <w:t>Responsable del Ecosistema de Recursos Educativos Digitales (RED)</w:t>
+              <w:t xml:space="preserve">Profesional 06. </w:t>
+            </w:r>
+            <w:r>
+              <w:t>Responsable del Ecosistema de Recursos Educativos Digitales</w:t>
             </w:r>
           </w:p>
         </w:tc>
